--- a/public/files/supply-purchase-request/supply-purchase-request.docx
+++ b/public/files/supply-purchase-request/supply-purchase-request.docx
@@ -4,7 +4,7 @@
   <w:body>
     <w:p>
       <w:pPr>
-        <w:spacing w:after="40" w:before="0" w:line="312" w:lineRule="auto"/>
+        <w:spacing w:after="43" w:before="0" w:line="312" w:lineRule="auto"/>
         <w:jc w:val="center"/>
       </w:pPr>
       <w:r>
@@ -19,7 +19,7 @@
     </w:p>
     <w:p>
       <w:pPr>
-        <w:spacing w:after="100" w:before="0" w:line="312" w:lineRule="auto"/>
+        <w:spacing w:after="107" w:before="0" w:line="312" w:lineRule="auto"/>
         <w:jc w:val="left"/>
         <w:pBdr>
           <w:bottom w:val="single" w:sz="14" w:space="2" w:color="24384F"/>
@@ -35,7 +35,7 @@
     </w:p>
     <w:p>
       <w:pPr>
-        <w:spacing w:after="120" w:before="0" w:line="312" w:lineRule="auto"/>
+        <w:spacing w:after="128" w:before="0" w:line="312" w:lineRule="auto"/>
         <w:jc w:val="left"/>
       </w:pPr>
       <w:r>
@@ -64,7 +64,7 @@
       </w:tblGrid>
       <w:tr>
         <w:trPr>
-          <w:trHeight w:val="453" w:hRule="atLeast"/>
+          <w:trHeight w:val="484" w:hRule="atLeast"/>
         </w:trPr>
         <w:tc>
           <w:tcPr>
@@ -234,7 +234,7 @@
       </w:tr>
       <w:tr>
         <w:trPr>
-          <w:trHeight w:val="453" w:hRule="atLeast"/>
+          <w:trHeight w:val="484" w:hRule="atLeast"/>
         </w:trPr>
         <w:tc>
           <w:tcPr>
@@ -405,7 +405,7 @@
     </w:tbl>
     <w:p>
       <w:pPr>
-        <w:spacing w:after="40" w:before="0" w:line="312" w:lineRule="auto"/>
+        <w:spacing w:after="43" w:before="0" w:line="312" w:lineRule="auto"/>
         <w:jc w:val="left"/>
       </w:pPr>
       <w:r>
@@ -418,7 +418,7 @@
     </w:p>
     <w:p>
       <w:pPr>
-        <w:spacing w:after="40" w:before="80" w:line="312" w:lineRule="auto"/>
+        <w:spacing w:after="43" w:before="85" w:line="312" w:lineRule="auto"/>
         <w:jc w:val="left"/>
         <w:pBdr>
           <w:bottom w:val="single" w:sz="6" w:space="2" w:color="C9D2DD"/>
@@ -462,7 +462,7 @@
       </w:tblGrid>
       <w:tr>
         <w:trPr>
-          <w:trHeight w:val="510" w:hRule="atLeast"/>
+          <w:trHeight w:val="544" w:hRule="atLeast"/>
         </w:trPr>
         <w:tc>
           <w:tcPr>
@@ -670,7 +670,7 @@
       </w:tr>
       <w:tr>
         <w:trPr>
-          <w:trHeight w:val="510" w:hRule="atLeast"/>
+          <w:trHeight w:val="544" w:hRule="atLeast"/>
         </w:trPr>
         <w:tc>
           <w:tcPr>
@@ -686,7 +686,7 @@
           <w:p>
             <w:pPr>
               <w:spacing w:after="0" w:line="312" w:lineRule="auto"/>
-              <w:jc w:val="left"/>
+              <w:jc w:val="center"/>
             </w:pPr>
             <w:r/>
             <w:r>
@@ -712,7 +712,7 @@
           <w:p>
             <w:pPr>
               <w:spacing w:after="0" w:line="312" w:lineRule="auto"/>
-              <w:jc w:val="left"/>
+              <w:jc w:val="center"/>
             </w:pPr>
             <w:r/>
             <w:r>
@@ -738,7 +738,7 @@
           <w:p>
             <w:pPr>
               <w:spacing w:after="0" w:line="312" w:lineRule="auto"/>
-              <w:jc w:val="left"/>
+              <w:jc w:val="center"/>
             </w:pPr>
             <w:r/>
             <w:r>
@@ -764,7 +764,7 @@
           <w:p>
             <w:pPr>
               <w:spacing w:after="0" w:line="312" w:lineRule="auto"/>
-              <w:jc w:val="left"/>
+              <w:jc w:val="center"/>
             </w:pPr>
             <w:r/>
             <w:r>
@@ -790,7 +790,7 @@
           <w:p>
             <w:pPr>
               <w:spacing w:after="0" w:line="312" w:lineRule="auto"/>
-              <w:jc w:val="left"/>
+              <w:jc w:val="center"/>
             </w:pPr>
             <w:r/>
             <w:r>
@@ -816,7 +816,7 @@
           <w:p>
             <w:pPr>
               <w:spacing w:after="0" w:line="312" w:lineRule="auto"/>
-              <w:jc w:val="left"/>
+              <w:jc w:val="center"/>
             </w:pPr>
             <w:r/>
             <w:r>
@@ -842,7 +842,7 @@
           <w:p>
             <w:pPr>
               <w:spacing w:after="0" w:line="312" w:lineRule="auto"/>
-              <w:jc w:val="left"/>
+              <w:jc w:val="center"/>
             </w:pPr>
             <w:r/>
             <w:r>
@@ -857,7 +857,7 @@
       </w:tr>
       <w:tr>
         <w:trPr>
-          <w:trHeight w:val="510" w:hRule="atLeast"/>
+          <w:trHeight w:val="544" w:hRule="atLeast"/>
         </w:trPr>
         <w:tc>
           <w:tcPr>
@@ -873,7 +873,7 @@
           <w:p>
             <w:pPr>
               <w:spacing w:after="0" w:line="312" w:lineRule="auto"/>
-              <w:jc w:val="left"/>
+              <w:jc w:val="center"/>
             </w:pPr>
             <w:r/>
             <w:r>
@@ -899,7 +899,7 @@
           <w:p>
             <w:pPr>
               <w:spacing w:after="0" w:line="312" w:lineRule="auto"/>
-              <w:jc w:val="left"/>
+              <w:jc w:val="center"/>
             </w:pPr>
             <w:r/>
             <w:r>
@@ -925,7 +925,7 @@
           <w:p>
             <w:pPr>
               <w:spacing w:after="0" w:line="312" w:lineRule="auto"/>
-              <w:jc w:val="left"/>
+              <w:jc w:val="center"/>
             </w:pPr>
             <w:r/>
             <w:r>
@@ -951,7 +951,7 @@
           <w:p>
             <w:pPr>
               <w:spacing w:after="0" w:line="312" w:lineRule="auto"/>
-              <w:jc w:val="left"/>
+              <w:jc w:val="center"/>
             </w:pPr>
             <w:r/>
             <w:r>
@@ -977,7 +977,7 @@
           <w:p>
             <w:pPr>
               <w:spacing w:after="0" w:line="312" w:lineRule="auto"/>
-              <w:jc w:val="left"/>
+              <w:jc w:val="center"/>
             </w:pPr>
             <w:r/>
             <w:r>
@@ -1003,7 +1003,7 @@
           <w:p>
             <w:pPr>
               <w:spacing w:after="0" w:line="312" w:lineRule="auto"/>
-              <w:jc w:val="left"/>
+              <w:jc w:val="center"/>
             </w:pPr>
             <w:r/>
             <w:r>
@@ -1029,7 +1029,7 @@
           <w:p>
             <w:pPr>
               <w:spacing w:after="0" w:line="312" w:lineRule="auto"/>
-              <w:jc w:val="left"/>
+              <w:jc w:val="center"/>
             </w:pPr>
             <w:r/>
             <w:r>
@@ -1044,7 +1044,7 @@
       </w:tr>
       <w:tr>
         <w:trPr>
-          <w:trHeight w:val="510" w:hRule="atLeast"/>
+          <w:trHeight w:val="544" w:hRule="atLeast"/>
         </w:trPr>
         <w:tc>
           <w:tcPr>
@@ -1060,7 +1060,7 @@
           <w:p>
             <w:pPr>
               <w:spacing w:after="0" w:line="312" w:lineRule="auto"/>
-              <w:jc w:val="left"/>
+              <w:jc w:val="center"/>
             </w:pPr>
             <w:r/>
             <w:r>
@@ -1086,7 +1086,7 @@
           <w:p>
             <w:pPr>
               <w:spacing w:after="0" w:line="312" w:lineRule="auto"/>
-              <w:jc w:val="left"/>
+              <w:jc w:val="center"/>
             </w:pPr>
             <w:r/>
             <w:r>
@@ -1112,7 +1112,7 @@
           <w:p>
             <w:pPr>
               <w:spacing w:after="0" w:line="312" w:lineRule="auto"/>
-              <w:jc w:val="left"/>
+              <w:jc w:val="center"/>
             </w:pPr>
             <w:r/>
             <w:r>
@@ -1138,7 +1138,7 @@
           <w:p>
             <w:pPr>
               <w:spacing w:after="0" w:line="312" w:lineRule="auto"/>
-              <w:jc w:val="left"/>
+              <w:jc w:val="center"/>
             </w:pPr>
             <w:r/>
             <w:r>
@@ -1164,7 +1164,7 @@
           <w:p>
             <w:pPr>
               <w:spacing w:after="0" w:line="312" w:lineRule="auto"/>
-              <w:jc w:val="left"/>
+              <w:jc w:val="center"/>
             </w:pPr>
             <w:r/>
             <w:r>
@@ -1190,7 +1190,7 @@
           <w:p>
             <w:pPr>
               <w:spacing w:after="0" w:line="312" w:lineRule="auto"/>
-              <w:jc w:val="left"/>
+              <w:jc w:val="center"/>
             </w:pPr>
             <w:r/>
             <w:r>
@@ -1216,7 +1216,7 @@
           <w:p>
             <w:pPr>
               <w:spacing w:after="0" w:line="312" w:lineRule="auto"/>
-              <w:jc w:val="left"/>
+              <w:jc w:val="center"/>
             </w:pPr>
             <w:r/>
             <w:r>
@@ -1231,7 +1231,7 @@
       </w:tr>
       <w:tr>
         <w:trPr>
-          <w:trHeight w:val="510" w:hRule="atLeast"/>
+          <w:trHeight w:val="544" w:hRule="atLeast"/>
         </w:trPr>
         <w:tc>
           <w:tcPr>
@@ -1247,7 +1247,7 @@
           <w:p>
             <w:pPr>
               <w:spacing w:after="0" w:line="312" w:lineRule="auto"/>
-              <w:jc w:val="left"/>
+              <w:jc w:val="center"/>
             </w:pPr>
             <w:r/>
             <w:r>
@@ -1273,7 +1273,7 @@
           <w:p>
             <w:pPr>
               <w:spacing w:after="0" w:line="312" w:lineRule="auto"/>
-              <w:jc w:val="left"/>
+              <w:jc w:val="center"/>
             </w:pPr>
             <w:r/>
             <w:r>
@@ -1299,7 +1299,7 @@
           <w:p>
             <w:pPr>
               <w:spacing w:after="0" w:line="312" w:lineRule="auto"/>
-              <w:jc w:val="left"/>
+              <w:jc w:val="center"/>
             </w:pPr>
             <w:r/>
             <w:r>
@@ -1325,7 +1325,7 @@
           <w:p>
             <w:pPr>
               <w:spacing w:after="0" w:line="312" w:lineRule="auto"/>
-              <w:jc w:val="left"/>
+              <w:jc w:val="center"/>
             </w:pPr>
             <w:r/>
             <w:r>
@@ -1351,7 +1351,7 @@
           <w:p>
             <w:pPr>
               <w:spacing w:after="0" w:line="312" w:lineRule="auto"/>
-              <w:jc w:val="left"/>
+              <w:jc w:val="center"/>
             </w:pPr>
             <w:r/>
             <w:r>
@@ -1377,7 +1377,7 @@
           <w:p>
             <w:pPr>
               <w:spacing w:after="0" w:line="312" w:lineRule="auto"/>
-              <w:jc w:val="left"/>
+              <w:jc w:val="center"/>
             </w:pPr>
             <w:r/>
             <w:r>
@@ -1403,7 +1403,7 @@
           <w:p>
             <w:pPr>
               <w:spacing w:after="0" w:line="312" w:lineRule="auto"/>
-              <w:jc w:val="left"/>
+              <w:jc w:val="center"/>
             </w:pPr>
             <w:r/>
             <w:r>
@@ -1418,7 +1418,7 @@
       </w:tr>
       <w:tr>
         <w:trPr>
-          <w:trHeight w:val="510" w:hRule="atLeast"/>
+          <w:trHeight w:val="544" w:hRule="atLeast"/>
         </w:trPr>
         <w:tc>
           <w:tcPr>
@@ -1434,7 +1434,7 @@
           <w:p>
             <w:pPr>
               <w:spacing w:after="0" w:line="312" w:lineRule="auto"/>
-              <w:jc w:val="left"/>
+              <w:jc w:val="center"/>
             </w:pPr>
             <w:r/>
             <w:r>
@@ -1460,7 +1460,7 @@
           <w:p>
             <w:pPr>
               <w:spacing w:after="0" w:line="312" w:lineRule="auto"/>
-              <w:jc w:val="left"/>
+              <w:jc w:val="center"/>
             </w:pPr>
             <w:r/>
             <w:r>
@@ -1486,7 +1486,7 @@
           <w:p>
             <w:pPr>
               <w:spacing w:after="0" w:line="312" w:lineRule="auto"/>
-              <w:jc w:val="left"/>
+              <w:jc w:val="center"/>
             </w:pPr>
             <w:r/>
             <w:r>
@@ -1512,7 +1512,7 @@
           <w:p>
             <w:pPr>
               <w:spacing w:after="0" w:line="312" w:lineRule="auto"/>
-              <w:jc w:val="left"/>
+              <w:jc w:val="center"/>
             </w:pPr>
             <w:r/>
             <w:r>
@@ -1538,7 +1538,7 @@
           <w:p>
             <w:pPr>
               <w:spacing w:after="0" w:line="312" w:lineRule="auto"/>
-              <w:jc w:val="left"/>
+              <w:jc w:val="center"/>
             </w:pPr>
             <w:r/>
             <w:r>
@@ -1564,7 +1564,7 @@
           <w:p>
             <w:pPr>
               <w:spacing w:after="0" w:line="312" w:lineRule="auto"/>
-              <w:jc w:val="left"/>
+              <w:jc w:val="center"/>
             </w:pPr>
             <w:r/>
             <w:r>
@@ -1590,7 +1590,7 @@
           <w:p>
             <w:pPr>
               <w:spacing w:after="0" w:line="312" w:lineRule="auto"/>
-              <w:jc w:val="left"/>
+              <w:jc w:val="center"/>
             </w:pPr>
             <w:r/>
             <w:r>
@@ -1605,7 +1605,7 @@
       </w:tr>
       <w:tr>
         <w:trPr>
-          <w:trHeight w:val="510" w:hRule="atLeast"/>
+          <w:trHeight w:val="544" w:hRule="atLeast"/>
         </w:trPr>
         <w:tc>
           <w:tcPr>
@@ -1621,7 +1621,7 @@
           <w:p>
             <w:pPr>
               <w:spacing w:after="0" w:line="312" w:lineRule="auto"/>
-              <w:jc w:val="left"/>
+              <w:jc w:val="center"/>
             </w:pPr>
             <w:r/>
             <w:r>
@@ -1647,7 +1647,7 @@
           <w:p>
             <w:pPr>
               <w:spacing w:after="0" w:line="312" w:lineRule="auto"/>
-              <w:jc w:val="left"/>
+              <w:jc w:val="center"/>
             </w:pPr>
             <w:r/>
             <w:r>
@@ -1673,7 +1673,7 @@
           <w:p>
             <w:pPr>
               <w:spacing w:after="0" w:line="312" w:lineRule="auto"/>
-              <w:jc w:val="left"/>
+              <w:jc w:val="center"/>
             </w:pPr>
             <w:r/>
             <w:r>
@@ -1699,7 +1699,7 @@
           <w:p>
             <w:pPr>
               <w:spacing w:after="0" w:line="312" w:lineRule="auto"/>
-              <w:jc w:val="left"/>
+              <w:jc w:val="center"/>
             </w:pPr>
             <w:r/>
             <w:r>
@@ -1725,7 +1725,7 @@
           <w:p>
             <w:pPr>
               <w:spacing w:after="0" w:line="312" w:lineRule="auto"/>
-              <w:jc w:val="left"/>
+              <w:jc w:val="center"/>
             </w:pPr>
             <w:r/>
             <w:r>
@@ -1751,7 +1751,7 @@
           <w:p>
             <w:pPr>
               <w:spacing w:after="0" w:line="312" w:lineRule="auto"/>
-              <w:jc w:val="left"/>
+              <w:jc w:val="center"/>
             </w:pPr>
             <w:r/>
             <w:r>
@@ -1777,7 +1777,7 @@
           <w:p>
             <w:pPr>
               <w:spacing w:after="0" w:line="312" w:lineRule="auto"/>
-              <w:jc w:val="left"/>
+              <w:jc w:val="center"/>
             </w:pPr>
             <w:r/>
             <w:r>
@@ -1792,7 +1792,7 @@
       </w:tr>
       <w:tr>
         <w:trPr>
-          <w:trHeight w:val="510" w:hRule="atLeast"/>
+          <w:trHeight w:val="544" w:hRule="atLeast"/>
         </w:trPr>
         <w:tc>
           <w:tcPr>
@@ -1808,7 +1808,7 @@
           <w:p>
             <w:pPr>
               <w:spacing w:after="0" w:line="312" w:lineRule="auto"/>
-              <w:jc w:val="left"/>
+              <w:jc w:val="center"/>
             </w:pPr>
             <w:r/>
             <w:r>
@@ -1834,7 +1834,7 @@
           <w:p>
             <w:pPr>
               <w:spacing w:after="0" w:line="312" w:lineRule="auto"/>
-              <w:jc w:val="left"/>
+              <w:jc w:val="center"/>
             </w:pPr>
             <w:r/>
             <w:r>
@@ -1860,7 +1860,7 @@
           <w:p>
             <w:pPr>
               <w:spacing w:after="0" w:line="312" w:lineRule="auto"/>
-              <w:jc w:val="left"/>
+              <w:jc w:val="center"/>
             </w:pPr>
             <w:r/>
             <w:r>
@@ -1886,7 +1886,7 @@
           <w:p>
             <w:pPr>
               <w:spacing w:after="0" w:line="312" w:lineRule="auto"/>
-              <w:jc w:val="left"/>
+              <w:jc w:val="center"/>
             </w:pPr>
             <w:r/>
             <w:r>
@@ -1912,7 +1912,7 @@
           <w:p>
             <w:pPr>
               <w:spacing w:after="0" w:line="312" w:lineRule="auto"/>
-              <w:jc w:val="left"/>
+              <w:jc w:val="center"/>
             </w:pPr>
             <w:r/>
             <w:r>
@@ -1938,7 +1938,7 @@
           <w:p>
             <w:pPr>
               <w:spacing w:after="0" w:line="312" w:lineRule="auto"/>
-              <w:jc w:val="left"/>
+              <w:jc w:val="center"/>
             </w:pPr>
             <w:r/>
             <w:r>
@@ -1964,7 +1964,7 @@
           <w:p>
             <w:pPr>
               <w:spacing w:after="0" w:line="312" w:lineRule="auto"/>
-              <w:jc w:val="left"/>
+              <w:jc w:val="center"/>
             </w:pPr>
             <w:r/>
             <w:r>
@@ -1980,7 +1980,7 @@
     </w:tbl>
     <w:p>
       <w:pPr>
-        <w:spacing w:after="40" w:before="0" w:line="312" w:lineRule="auto"/>
+        <w:spacing w:after="43" w:before="0" w:line="312" w:lineRule="auto"/>
         <w:jc w:val="left"/>
       </w:pPr>
       <w:r>
@@ -1993,7 +1993,7 @@
     </w:p>
     <w:p>
       <w:pPr>
-        <w:spacing w:after="40" w:before="80" w:line="312" w:lineRule="auto"/>
+        <w:spacing w:after="43" w:before="85" w:line="312" w:lineRule="auto"/>
         <w:jc w:val="left"/>
         <w:pBdr>
           <w:bottom w:val="single" w:sz="6" w:space="2" w:color="C9D2DD"/>
@@ -2020,7 +2020,7 @@
     </w:p>
     <w:p>
       <w:pPr>
-        <w:spacing w:after="40" w:before="0" w:line="312" w:lineRule="auto"/>
+        <w:spacing w:after="43" w:before="0" w:line="312" w:lineRule="auto"/>
         <w:jc w:val="left"/>
       </w:pPr>
       <w:r>
@@ -2046,7 +2046,7 @@
       </w:tblGrid>
       <w:tr>
         <w:trPr>
-          <w:trHeight w:val="1360" w:hRule="atLeast"/>
+          <w:trHeight w:val="1452" w:hRule="atLeast"/>
         </w:trPr>
         <w:tc>
           <w:tcPr>
@@ -2069,7 +2069,7 @@
               <w:rPr>
                 <w:rFonts w:ascii="Malgun Gothic" w:hAnsi="Malgun Gothic" w:eastAsia="Malgun Gothic" w:cs="Malgun Gothic"/>
                 <w:b w:val="0"/>
-                <w:sz w:val="20"/>
+                <w:sz w:val="19"/>
               </w:rPr>
             </w:r>
           </w:p>
@@ -2078,7 +2078,7 @@
     </w:tbl>
     <w:p>
       <w:pPr>
-        <w:spacing w:after="40" w:before="0" w:line="312" w:lineRule="auto"/>
+        <w:spacing w:after="43" w:before="0" w:line="312" w:lineRule="auto"/>
         <w:jc w:val="left"/>
       </w:pPr>
       <w:r>
@@ -2091,7 +2091,7 @@
     </w:p>
     <w:p>
       <w:pPr>
-        <w:spacing w:after="40" w:before="80" w:line="312" w:lineRule="auto"/>
+        <w:spacing w:after="43" w:before="85" w:line="312" w:lineRule="auto"/>
         <w:jc w:val="left"/>
         <w:pBdr>
           <w:bottom w:val="single" w:sz="6" w:space="2" w:color="C9D2DD"/>
@@ -2118,7 +2118,7 @@
     </w:p>
     <w:p>
       <w:pPr>
-        <w:spacing w:after="40" w:before="0" w:line="312" w:lineRule="auto"/>
+        <w:spacing w:after="43" w:before="0" w:line="312" w:lineRule="auto"/>
         <w:jc w:val="left"/>
       </w:pPr>
       <w:r>
@@ -2144,7 +2144,7 @@
       </w:tblGrid>
       <w:tr>
         <w:trPr>
-          <w:trHeight w:val="793" w:hRule="atLeast"/>
+          <w:trHeight w:val="847" w:hRule="atLeast"/>
         </w:trPr>
         <w:tc>
           <w:tcPr>
@@ -2167,7 +2167,7 @@
               <w:rPr>
                 <w:rFonts w:ascii="Malgun Gothic" w:hAnsi="Malgun Gothic" w:eastAsia="Malgun Gothic" w:cs="Malgun Gothic"/>
                 <w:b w:val="0"/>
-                <w:sz w:val="20"/>
+                <w:sz w:val="19"/>
               </w:rPr>
             </w:r>
           </w:p>
@@ -2176,7 +2176,7 @@
     </w:tbl>
     <w:p>
       <w:pPr>
-        <w:spacing w:after="40" w:before="0" w:line="312" w:lineRule="auto"/>
+        <w:spacing w:after="43" w:before="0" w:line="312" w:lineRule="auto"/>
         <w:jc w:val="left"/>
       </w:pPr>
       <w:r>
@@ -2189,7 +2189,7 @@
     </w:p>
     <w:p>
       <w:pPr>
-        <w:spacing w:after="40" w:before="80" w:line="312" w:lineRule="auto"/>
+        <w:spacing w:after="43" w:before="85" w:line="312" w:lineRule="auto"/>
         <w:jc w:val="left"/>
         <w:pBdr>
           <w:bottom w:val="single" w:sz="6" w:space="2" w:color="C9D2DD"/>
@@ -2230,7 +2230,7 @@
       </w:tblGrid>
       <w:tr>
         <w:trPr>
-          <w:trHeight w:val="680" w:hRule="atLeast"/>
+          <w:trHeight w:val="726" w:hRule="atLeast"/>
         </w:trPr>
         <w:tc>
           <w:tcPr>
@@ -2352,7 +2352,7 @@
     </w:tbl>
     <w:p>
       <w:pPr>
-        <w:spacing w:after="40" w:before="0" w:line="312" w:lineRule="auto"/>
+        <w:spacing w:after="43" w:before="0" w:line="312" w:lineRule="auto"/>
         <w:jc w:val="left"/>
       </w:pPr>
       <w:r>
